--- a/outputs/제안서_6장_압축_0825.docx
+++ b/outputs/제안서_6장_압축_0825.docx
@@ -7058,7 +7058,7 @@
       <w:r>
         <w:drawing>
           <wp:inline xmlns:a="http://schemas.openxmlformats.org/drawingml/2006/main" xmlns:pic="http://schemas.openxmlformats.org/drawingml/2006/picture">
-            <wp:extent cx="5068800" cy="1812615"/>
+            <wp:extent cx="5068800" cy="1775562"/>
             <wp:docPr id="6" name="Picture 6"/>
             <wp:cNvGraphicFramePr>
               <a:graphicFrameLocks noChangeAspect="1"/>
@@ -7079,7 +7079,7 @@
                   <pic:spPr>
                     <a:xfrm>
                       <a:off x="0" y="0"/>
-                      <a:ext cx="5068800" cy="1812615"/>
+                      <a:ext cx="5068800" cy="1775562"/>
                     </a:xfrm>
                     <a:prstGeom prst="rect"/>
                   </pic:spPr>

--- a/outputs/제안서_6장_압축_0825.docx
+++ b/outputs/제안서_6장_압축_0825.docx
@@ -7147,6 +7147,21 @@
     </w:p>
     <w:p>
       <w:pPr>
+        <w:spacing w:after="60" w:before="140" w:line="278" w:lineRule="auto"/>
+      </w:pPr>
+      <w:r>
+        <w:rPr>
+          <w:rFonts w:ascii="맑은 고딕" w:hAnsi="맑은 고딕" w:eastAsia="맑은 고딕"/>
+          <w:b/>
+          <w:i w:val="0"/>
+          <w:color w:val="144E8C"/>
+          <w:sz w:val="18"/>
+        </w:rPr>
+        <w:t>근거를 못 찾아 우리가 정한 값이 둘 있다</w:t>
+      </w:r>
+    </w:p>
+    <w:p>
+      <w:pPr>
         <w:spacing w:after="60" w:before="0" w:line="278" w:lineRule="auto"/>
       </w:pPr>
       <w:r>
@@ -7157,7 +7172,94 @@
           <w:color w:val="1E2228"/>
           <w:sz w:val="17"/>
         </w:rPr>
-        <w:t>공개된 근거가 없어 우리가 정할 수밖에 없었던 값이 둘 있다 — 가림 실험의 스트라이프 주기와 현장 비계의 시야 점유율이다. 둘 다 스윕해 결론이 그 값에 매달려 있지 않음을 확인했다.</w:t>
+        <w:t>이 장의 수치는 대부분 실측이거나 공개 통계에서 왔다. 그런데 두 값만은 참고할 근거가 없어 우리가 정해야 했다.</w:t>
+      </w:r>
+    </w:p>
+    <w:p>
+      <w:pPr>
+        <w:spacing w:after="80" w:line="278" w:lineRule="auto"/>
+        <w:ind w:left="312" w:hanging="198"/>
+      </w:pPr>
+      <w:r>
+        <w:rPr>
+          <w:rFonts w:ascii="맑은 고딕" w:hAnsi="맑은 고딕" w:eastAsia="맑은 고딕"/>
+          <w:b w:val="0"/>
+          <w:i w:val="0"/>
+          <w:color w:val="5C6570"/>
+          <w:sz w:val="17"/>
+        </w:rPr>
+        <w:t xml:space="preserve">• </w:t>
+      </w:r>
+      <w:r>
+        <w:rPr>
+          <w:rFonts w:ascii="맑은 고딕" w:hAnsi="맑은 고딕" w:eastAsia="맑은 고딕"/>
+          <w:b/>
+          <w:i w:val="0"/>
+          <w:color w:val="1E2228"/>
+          <w:sz w:val="17"/>
+        </w:rPr>
+        <w:t>가림 실험의 세로줄 간격.</w:t>
+      </w:r>
+      <w:r>
+        <w:rPr>
+          <w:rFonts w:ascii="맑은 고딕" w:hAnsi="맑은 고딕" w:eastAsia="맑은 고딕"/>
+          <w:b w:val="0"/>
+          <w:i w:val="0"/>
+          <w:color w:val="1E2228"/>
+          <w:sz w:val="17"/>
+        </w:rPr>
+        <w:t xml:space="preserve"> 가림률 30 %라도 굵은 기둥 하나로 가린 것과 촘촘한 창살로 가린 것은 검출기에게 전혀 다른 그림이다. 표의 λ 는 그 촘촘함을 나타내며, 값이 클수록 가림에 더 급격히 무너진다는 뜻이다.</w:t>
+      </w:r>
+    </w:p>
+    <w:p>
+      <w:pPr>
+        <w:spacing w:after="80" w:line="278" w:lineRule="auto"/>
+        <w:ind w:left="312" w:hanging="198"/>
+      </w:pPr>
+      <w:r>
+        <w:rPr>
+          <w:rFonts w:ascii="맑은 고딕" w:hAnsi="맑은 고딕" w:eastAsia="맑은 고딕"/>
+          <w:b w:val="0"/>
+          <w:i w:val="0"/>
+          <w:color w:val="5C6570"/>
+          <w:sz w:val="17"/>
+        </w:rPr>
+        <w:t xml:space="preserve">• </w:t>
+      </w:r>
+      <w:r>
+        <w:rPr>
+          <w:rFonts w:ascii="맑은 고딕" w:hAnsi="맑은 고딕" w:eastAsia="맑은 고딕"/>
+          <w:b/>
+          <w:i w:val="0"/>
+          <w:color w:val="1E2228"/>
+          <w:sz w:val="17"/>
+        </w:rPr>
+        <w:t>현장 비계가 시야를 막는 비율.</w:t>
+      </w:r>
+      <w:r>
+        <w:rPr>
+          <w:rFonts w:ascii="맑은 고딕" w:hAnsi="맑은 고딕" w:eastAsia="맑은 고딕"/>
+          <w:b w:val="0"/>
+          <w:i w:val="0"/>
+          <w:color w:val="1E2228"/>
+          <w:sz w:val="17"/>
+        </w:rPr>
+        <w:t xml:space="preserve"> 가상 현장의 외곽 비계를 얼마나 불투명하게 볼 것인가.</w:t>
+      </w:r>
+    </w:p>
+    <w:p>
+      <w:pPr>
+        <w:spacing w:after="60" w:before="0" w:line="278" w:lineRule="auto"/>
+      </w:pPr>
+      <w:r>
+        <w:rPr>
+          <w:rFonts w:ascii="맑은 고딕" w:hAnsi="맑은 고딕" w:eastAsia="맑은 고딕"/>
+          <w:b w:val="0"/>
+          <w:i w:val="0"/>
+          <w:color w:val="1E2228"/>
+          <w:sz w:val="17"/>
+        </w:rPr>
+        <w:t>이 둘이 결론을 좌우한다면 우리 결론은 사실 우리가 고른 숫자의 결론이다. 그래서 두 값을 각각 넓게 흔들어 놓고 결론이 따라 움직이는지 확인했다.</w:t>
       </w:r>
     </w:p>
     <w:p>
@@ -7716,67 +7818,17 @@
     </w:p>
     <w:p>
       <w:pPr>
-        <w:spacing w:after="60" w:before="0" w:line="278" w:lineRule="auto"/>
+        <w:spacing w:after="60" w:before="140" w:line="278" w:lineRule="auto"/>
       </w:pPr>
       <w:r>
         <w:rPr>
           <w:rFonts w:ascii="맑은 고딕" w:hAnsi="맑은 고딕" w:eastAsia="맑은 고딕"/>
           <w:b/>
           <w:i w:val="0"/>
-          <w:color w:val="1E2228"/>
-          <w:sz w:val="17"/>
+          <w:color w:val="144E8C"/>
+          <w:sz w:val="18"/>
         </w:rPr>
-        <w:t>절대 WDR 은 0.2365 ~ 0.6324 로 크게 흔들리지만 ΔWDR 은 +0.0150 ~ +0.0253 으로 전 구간에서 부호가 유지된다.</w:t>
-      </w:r>
-      <w:r>
-        <w:rPr>
-          <w:rFonts w:ascii="맑은 고딕" w:hAnsi="맑은 고딕" w:eastAsia="맑은 고딕"/>
-          <w:b w:val="0"/>
-          <w:i w:val="0"/>
-          <w:color w:val="1E2228"/>
-          <w:sz w:val="17"/>
-        </w:rPr>
-        <w:t xml:space="preserve"> 따라서 본 연구가 주장하는 것은 절대 검출률의 정확한 값이 아니라 </w:t>
-      </w:r>
-      <w:r>
-        <w:rPr>
-          <w:rFonts w:ascii="맑은 고딕" w:hAnsi="맑은 고딕" w:eastAsia="맑은 고딕"/>
-          <w:b/>
-          <w:i w:val="0"/>
-          <w:color w:val="1E2228"/>
-          <w:sz w:val="17"/>
-        </w:rPr>
-        <w:t>두 배치의 차이</w:t>
-      </w:r>
-      <w:r>
-        <w:rPr>
-          <w:rFonts w:ascii="맑은 고딕" w:hAnsi="맑은 고딕" w:eastAsia="맑은 고딕"/>
-          <w:b w:val="0"/>
-          <w:i w:val="0"/>
-          <w:color w:val="1E2228"/>
-          <w:sz w:val="17"/>
-        </w:rPr>
-        <w:t xml:space="preserve">다. 검출기를 다른 모델(YOLO26n)로 바꿔도 반감점이 12.85 → 12.30 px 로 움직일 뿐 구조는 유지된다. </w:t>
-      </w:r>
-      <w:r>
-        <w:rPr>
-          <w:rFonts w:ascii="맑은 고딕" w:hAnsi="맑은 고딕" w:eastAsia="맑은 고딕"/>
-          <w:b/>
-          <w:i w:val="0"/>
-          <w:color w:val="1E2228"/>
-          <w:sz w:val="17"/>
-        </w:rPr>
-        <w:t>곡선은 교체 가능한 입력으로 분리되어 있으므로</w:t>
-      </w:r>
-      <w:r>
-        <w:rPr>
-          <w:rFonts w:ascii="맑은 고딕" w:hAnsi="맑은 고딕" w:eastAsia="맑은 고딕"/>
-          <w:b w:val="0"/>
-          <w:i w:val="0"/>
-          <w:color w:val="1E2228"/>
-          <w:sz w:val="17"/>
-        </w:rPr>
-        <w:t>, 실제 LH A-Eye 모델의 성능 곡선이 확보되면 그것만 갈아끼운다.</w:t>
+        <w:t>흔들리는 것과 버티는 것</w:t>
       </w:r>
     </w:p>
     <w:p>
@@ -7791,7 +7843,7 @@
           <w:color w:val="1E2228"/>
           <w:sz w:val="17"/>
         </w:rPr>
-        <w:t>스스로 제한하는 두 가지.</w:t>
+        <w:t>절대값은 크게 흔들린다.</w:t>
       </w:r>
       <w:r>
         <w:rPr>
@@ -7801,7 +7853,27 @@
           <w:color w:val="1E2228"/>
           <w:sz w:val="17"/>
         </w:rPr>
-        <w:t xml:space="preserve"> ① </w:t>
+        <w:t xml:space="preserve"> 검출률이 0.2365 에서 0.6324 까지, 조건에 따라 거의 세 배로 움직인다. 즉 </w:t>
+      </w:r>
+      <w:r>
+        <w:rPr>
+          <w:rFonts w:ascii="맑은 고딕" w:hAnsi="맑은 고딕" w:eastAsia="맑은 고딕"/>
+          <w:b w:val="0"/>
+          <w:i/>
+          <w:color w:val="1E2228"/>
+          <w:sz w:val="17"/>
+        </w:rPr>
+        <w:t>"이 현장의 검출률은 44.8 %다"</w:t>
+      </w:r>
+      <w:r>
+        <w:rPr>
+          <w:rFonts w:ascii="맑은 고딕" w:hAnsi="맑은 고딕" w:eastAsia="맑은 고딕"/>
+          <w:b w:val="0"/>
+          <w:i w:val="0"/>
+          <w:color w:val="1E2228"/>
+          <w:sz w:val="17"/>
+        </w:rPr>
+        <w:t xml:space="preserve"> 라는 문장은 우리가 고른 가림 설정에 매달려 있다. 그 값은 </w:t>
       </w:r>
       <w:r>
         <w:rPr>
@@ -7811,7 +7883,7 @@
           <w:color w:val="1E2228"/>
           <w:sz w:val="17"/>
         </w:rPr>
-        <w:t>미달구역 개수 감소는 주장하지 않는다</w:t>
+        <w:t>주어진 가정 아래의 값</w:t>
       </w:r>
       <w:r>
         <w:rPr>
@@ -7821,7 +7893,32 @@
           <w:color w:val="1E2228"/>
           <w:sz w:val="17"/>
         </w:rPr>
-        <w:t xml:space="preserve"> — 판정 임계 0.6 에서는 확률 배치의 미달 셀이 오히려 274개 많다. 전 구간에서 버티는 것은 WDR 차이뿐이다. ② </w:t>
+        <w:t>으로 읽어야 한다.</w:t>
+      </w:r>
+    </w:p>
+    <w:p>
+      <w:pPr>
+        <w:spacing w:after="60" w:before="0" w:line="278" w:lineRule="auto"/>
+      </w:pPr>
+      <w:r>
+        <w:rPr>
+          <w:rFonts w:ascii="맑은 고딕" w:hAnsi="맑은 고딕" w:eastAsia="맑은 고딕"/>
+          <w:b/>
+          <w:i w:val="0"/>
+          <w:color w:val="1E2228"/>
+          <w:sz w:val="17"/>
+        </w:rPr>
+        <w:t>두 배치의 차이는 버틴다.</w:t>
+      </w:r>
+      <w:r>
+        <w:rPr>
+          <w:rFonts w:ascii="맑은 고딕" w:hAnsi="맑은 고딕" w:eastAsia="맑은 고딕"/>
+          <w:b w:val="0"/>
+          <w:i w:val="0"/>
+          <w:color w:val="1E2228"/>
+          <w:sz w:val="17"/>
+        </w:rPr>
+        <w:t xml:space="preserve"> 다섯 조건 전부에서 확률 기준 배치가 앞서고, 그 폭도 +0.0150 ~ +0.0253 사이에 머문다. 어떤 설정을 골라도 </w:t>
       </w:r>
       <w:r>
         <w:rPr>
@@ -7831,7 +7928,32 @@
           <w:color w:val="1E2228"/>
           <w:sz w:val="17"/>
         </w:rPr>
-        <w:t>θ 축은 합성 워핑 근사</w:t>
+        <w:t>순서가 뒤집히지 않았다.</w:t>
+      </w:r>
+    </w:p>
+    <w:p>
+      <w:pPr>
+        <w:spacing w:after="60" w:before="0" w:line="278" w:lineRule="auto"/>
+      </w:pPr>
+      <w:r>
+        <w:rPr>
+          <w:rFonts w:ascii="맑은 고딕" w:hAnsi="맑은 고딕" w:eastAsia="맑은 고딕"/>
+          <w:b w:val="0"/>
+          <w:i w:val="0"/>
+          <w:color w:val="1E2228"/>
+          <w:sz w:val="17"/>
+        </w:rPr>
+        <w:t xml:space="preserve">그래서 본 연구가 주장하는 것은 절대 검출률의 정확한 값이 아니라 </w:t>
+      </w:r>
+      <w:r>
+        <w:rPr>
+          <w:rFonts w:ascii="맑은 고딕" w:hAnsi="맑은 고딕" w:eastAsia="맑은 고딕"/>
+          <w:b/>
+          <w:i w:val="0"/>
+          <w:color w:val="1E2228"/>
+          <w:sz w:val="17"/>
+        </w:rPr>
+        <w:t>같은 예산에서 확률 기준으로 배치하면 검출률이 올라간다는 관계</w:t>
       </w:r>
       <w:r>
         <w:rPr>
@@ -7841,7 +7963,142 @@
           <w:color w:val="1E2228"/>
           <w:sz w:val="17"/>
         </w:rPr>
-        <w:t xml:space="preserve">다 — 다만 이 현장 가시 쌍의 </w:t>
+        <w:t>다.</w:t>
+      </w:r>
+    </w:p>
+    <w:p>
+      <w:pPr>
+        <w:spacing w:after="60" w:before="140" w:line="278" w:lineRule="auto"/>
+      </w:pPr>
+      <w:r>
+        <w:rPr>
+          <w:rFonts w:ascii="맑은 고딕" w:hAnsi="맑은 고딕" w:eastAsia="맑은 고딕"/>
+          <w:b/>
+          <w:i w:val="0"/>
+          <w:color w:val="144E8C"/>
+          <w:sz w:val="18"/>
+        </w:rPr>
+        <w:t>곡선을 바꿔도 결론이 유지된다</w:t>
+      </w:r>
+    </w:p>
+    <w:p>
+      <w:pPr>
+        <w:spacing w:after="60" w:before="0" w:line="278" w:lineRule="auto"/>
+      </w:pPr>
+      <w:r>
+        <w:rPr>
+          <w:rFonts w:ascii="맑은 고딕" w:hAnsi="맑은 고딕" w:eastAsia="맑은 고딕"/>
+          <w:b w:val="0"/>
+          <w:i w:val="0"/>
+          <w:color w:val="1E2228"/>
+          <w:sz w:val="17"/>
+        </w:rPr>
+        <w:t xml:space="preserve">검출기를 다른 모델(YOLO26n)로 바꿔 곡선을 다시 뽑았다. 검출률이 절반으로 꺾이는 머리 크기가 12.85 → 12.30 px 로 움직였을 뿐 모양과 결론은 같았다. 애초에 이 도구는 </w:t>
+      </w:r>
+      <w:r>
+        <w:rPr>
+          <w:rFonts w:ascii="맑은 고딕" w:hAnsi="맑은 고딕" w:eastAsia="맑은 고딕"/>
+          <w:b/>
+          <w:i w:val="0"/>
+          <w:color w:val="1E2228"/>
+          <w:sz w:val="17"/>
+        </w:rPr>
+        <w:t>곡선을 갈아끼울 수 있는 부품으로 분리해 두었다.</w:t>
+      </w:r>
+      <w:r>
+        <w:rPr>
+          <w:rFonts w:ascii="맑은 고딕" w:hAnsi="맑은 고딕" w:eastAsia="맑은 고딕"/>
+          <w:b w:val="0"/>
+          <w:i w:val="0"/>
+          <w:color w:val="1E2228"/>
+          <w:sz w:val="17"/>
+        </w:rPr>
+        <w:t xml:space="preserve"> 실제 LH A-Eye 모델의 성능 곡선이 확보되면 그 파일 하나만 교체하면 되고, 현장 모형·기하 계산·최적화는 손대지 않는다.</w:t>
+      </w:r>
+    </w:p>
+    <w:p>
+      <w:pPr>
+        <w:spacing w:after="60" w:before="140" w:line="278" w:lineRule="auto"/>
+      </w:pPr>
+      <w:r>
+        <w:rPr>
+          <w:rFonts w:ascii="맑은 고딕" w:hAnsi="맑은 고딕" w:eastAsia="맑은 고딕"/>
+          <w:b/>
+          <w:i w:val="0"/>
+          <w:color w:val="144E8C"/>
+          <w:sz w:val="18"/>
+        </w:rPr>
+        <w:t>스스로 접는 주장 두 가지</w:t>
+      </w:r>
+    </w:p>
+    <w:p>
+      <w:pPr>
+        <w:spacing w:after="60" w:before="0" w:line="278" w:lineRule="auto"/>
+      </w:pPr>
+      <w:r>
+        <w:rPr>
+          <w:rFonts w:ascii="맑은 고딕" w:hAnsi="맑은 고딕" w:eastAsia="맑은 고딕"/>
+          <w:b w:val="0"/>
+          <w:i w:val="0"/>
+          <w:color w:val="1E2228"/>
+          <w:sz w:val="17"/>
+        </w:rPr>
+        <w:t xml:space="preserve">① </w:t>
+      </w:r>
+      <w:r>
+        <w:rPr>
+          <w:rFonts w:ascii="맑은 고딕" w:hAnsi="맑은 고딕" w:eastAsia="맑은 고딕"/>
+          <w:b/>
+          <w:i w:val="0"/>
+          <w:color w:val="1E2228"/>
+          <w:sz w:val="17"/>
+        </w:rPr>
+        <w:t>미달구역이 줄어든다고는 말하지 않는다.</w:t>
+      </w:r>
+      <w:r>
+        <w:rPr>
+          <w:rFonts w:ascii="맑은 고딕" w:hAnsi="맑은 고딕" w:eastAsia="맑은 고딕"/>
+          <w:b w:val="0"/>
+          <w:i w:val="0"/>
+          <w:color w:val="1E2228"/>
+          <w:sz w:val="17"/>
+        </w:rPr>
+        <w:t xml:space="preserve"> 판정 임계를 0.5 대신 0.6 으로 잡으면 확률 배치의 미달 셀이 오히려 274개 많아진다. 전 구간에서 버티는 것은 WDR 차이 하나뿐이므로, 미달구역 감소는 근거로 쓰지 않는다.</w:t>
+      </w:r>
+    </w:p>
+    <w:p>
+      <w:pPr>
+        <w:spacing w:after="60" w:before="0" w:line="278" w:lineRule="auto"/>
+      </w:pPr>
+      <w:r>
+        <w:rPr>
+          <w:rFonts w:ascii="맑은 고딕" w:hAnsi="맑은 고딕" w:eastAsia="맑은 고딕"/>
+          <w:b w:val="0"/>
+          <w:i w:val="0"/>
+          <w:color w:val="1E2228"/>
+          <w:sz w:val="17"/>
+        </w:rPr>
+        <w:t xml:space="preserve">② </w:t>
+      </w:r>
+      <w:r>
+        <w:rPr>
+          <w:rFonts w:ascii="맑은 고딕" w:hAnsi="맑은 고딕" w:eastAsia="맑은 고딕"/>
+          <w:b/>
+          <w:i w:val="0"/>
+          <w:color w:val="1E2228"/>
+          <w:sz w:val="17"/>
+        </w:rPr>
+        <w:t>θ(내려다보는 각도) 축은 사진을 기울여 만든 근사다.</w:t>
+      </w:r>
+      <w:r>
+        <w:rPr>
+          <w:rFonts w:ascii="맑은 고딕" w:hAnsi="맑은 고딕" w:eastAsia="맑은 고딕"/>
+          <w:b w:val="0"/>
+          <w:i w:val="0"/>
+          <w:color w:val="1E2228"/>
+          <w:sz w:val="17"/>
+        </w:rPr>
+        <w:t xml:space="preserve"> 다만 이 현장 가시 쌍의 </w:t>
       </w:r>
       <w:r>
         <w:rPr>
@@ -7861,7 +8118,22 @@
           <w:color w:val="1E2228"/>
           <w:sz w:val="17"/>
         </w:rPr>
-        <w:t xml:space="preserve">(중앙값 1.3°)이고 거기서 g(θ) ≈ 0.98 이라 근사 오차가 결과에 들어오는 몫이 작다. 이 밖에 검출 항목이 안전모 미착용 1종인 점, 위험가중치가 전국 합계라 구역별 노출량을 보정하지 못하는 점, DORI 가 인간 관찰자 기준인 점, 카메라 부각을 검사하지 않은 점, 가상 현장 1개 공구의 결과인 점은 </w:t>
+        <w:t>(중앙값 1.3°)이고 그 구간에서 g(θ) ≈ 0.98 이라, 근사의 오차가 결과에 들어오는 몫은 작다.</w:t>
+      </w:r>
+    </w:p>
+    <w:p>
+      <w:pPr>
+        <w:spacing w:after="60" w:before="0" w:line="278" w:lineRule="auto"/>
+      </w:pPr>
+      <w:r>
+        <w:rPr>
+          <w:rFonts w:ascii="맑은 고딕" w:hAnsi="맑은 고딕" w:eastAsia="맑은 고딕"/>
+          <w:b w:val="0"/>
+          <w:i w:val="0"/>
+          <w:color w:val="1E2228"/>
+          <w:sz w:val="17"/>
+        </w:rPr>
+        <w:t xml:space="preserve">이 밖에 검출 항목이 안전모 미착용 1종인 점, 위험가중치가 전국 합계라 구역별 노출량을 보정하지 못하는 점, DORI 가 인간 관찰자 기준인 점, 카메라 부각을 검사하지 않은 점, 가상 현장 1개 공구의 결과인 점은 </w:t>
       </w:r>
       <w:r>
         <w:rPr>
